--- a/when_fire/docs/rewrite_brief_2026-10-25.docx
+++ b/when_fire/docs/rewrite_brief_2026-10-25.docx
@@ -789,7 +789,7 @@
     </w:p>
     <w:p>
       <w:r>
-        <w:t>One socket for every way: in, read the record and ask the shelf; out, record a thought and assert a commitment.  A way is data: seats in order, each with its prompt, and a closer rule.  Two ways ship: yes-and (a noticer, a builder who adds, a gatherer who names what is still unknown) with an honesty seat that separates what the person said from what was inferred; and the court (proposer, challenger, facilitator), kept as a second way.  Two speeds: a glance when a fact lands (links concepts, marks surprise, may say how long to watch closely; reads any picture the fact cites), and a settle at episode close.  Exits: a conclusion, a question, a proposition for a calm moment, a commitment (asserted as the AI's own when, which is how a thinker wakes itself), or nothing.</w:t>
+        <w:t>One socket for every way: in, read the record and ask the shelf; out, record a thought and assert a commitment.  A way is data: seats in order, each with its prompt, and the navigator, the last seat, who chooses the way forward.  Two ways ship: yes-and (a noticer, a builder who adds, a gatherer who names what is still unknown) with an honesty seat that separates what the person said from what was inferred; and the court (proposer, challenger, facilitator), kept as a second way.  Two speeds: a glance when a fact lands (links concepts, marks surprise, may say how long to watch closely; reads any picture the fact cites), and a settle at episode close.  Exits: a conclusion, a question, a proposition for a calm moment, a commitment (asserted as the AI's own when, which is how a thinker wakes itself), or nothing.</w:t>
       </w:r>
     </w:p>
     <w:p>
@@ -1105,7 +1105,7 @@
         <w:color w:val="666666"/>
         <w:sz w:val="18"/>
       </w:rPr>
-      <w:t>when fire, the rewrite  ·  brief for Sunday, October 25, 2026</w:t>
+      <w:t>when fire, the rewrite  ·  living document</w:t>
     </w:r>
   </w:p>
 </w:hdr>
